--- a/downloads/student/Unit 07/Handout 07.05 - Interview Question Cards and Feedback Sheet.docx
+++ b/downloads/student/Unit 07/Handout 07.05 - Interview Question Cards and Feedback Sheet.docx
@@ -80,45 +80,212 @@
         </w:rPr>
         <w:t xml:space="preserve">Tell me about yourself.</w:t>
       </w:r>
-      <w:r>
+    </w:p>
+    <w:p>
+      <w:pPr>
+        <w:numPr>
+          <w:ilvl w:val="0"/>
+          <w:numId w:val="1001"/>
+        </w:numPr>
+        <w:pStyle w:val="Compact"/>
+      </w:pPr>
+      <w:r>
+        <w:t xml:space="preserve">Bana kendinizden bahsedin.</w:t>
+      </w:r>
+    </w:p>
+    <w:p>
+      <w:pPr>
+        <w:numPr>
+          <w:ilvl w:val="0"/>
+          <w:numId w:val="1001"/>
+        </w:numPr>
+        <w:pStyle w:val="Compact"/>
+      </w:pPr>
+      <w:r>
+        <w:t xml:space="preserve">Fale sobre você.</w:t>
+      </w:r>
+    </w:p>
+    <w:p>
+      <w:pPr>
+        <w:numPr>
+          <w:ilvl w:val="0"/>
+          <w:numId w:val="1001"/>
+        </w:numPr>
+        <w:pStyle w:val="Compact"/>
+      </w:pPr>
+      <w:r>
+        <w:t xml:space="preserve">Hábleme de usted.</w:t>
+      </w:r>
+    </w:p>
+    <w:p>
+      <w:pPr>
+        <w:pStyle w:val="FirstParagraph"/>
+      </w:pPr>
+      <w:r>
+        <w:rPr>
+          <w:i/>
+        </w:rPr>
+        <w:t xml:space="preserve">Interviewer note: this is the three-part answer. Do not help. Do not nod extra.</w:t>
+      </w:r>
+    </w:p>
+    <w:p>
+      <w:pPr>
+        <w:pStyle w:val="Heading2"/>
+      </w:pPr>
+      <w:bookmarkStart w:id="23" w:name="card-2"/>
+      <w:r>
+        <w:t xml:space="preserve">Card 2</w:t>
+      </w:r>
+      <w:bookmarkEnd w:id="23"/>
+    </w:p>
+    <w:p>
+      <w:pPr>
+        <w:pStyle w:val="FirstParagraph"/>
+      </w:pPr>
+      <w:r>
+        <w:rPr>
+          <w:b/>
+        </w:rPr>
+        <w:t xml:space="preserve">Why do you want to work here?</w:t>
+      </w:r>
+    </w:p>
+    <w:p>
+      <w:pPr>
+        <w:numPr>
+          <w:ilvl w:val="0"/>
+          <w:numId w:val="1002"/>
+        </w:numPr>
+        <w:pStyle w:val="Compact"/>
+      </w:pPr>
+      <w:r>
+        <w:t xml:space="preserve">Burada neden çalışmak istiyorsunuz?</w:t>
+      </w:r>
+    </w:p>
+    <w:p>
+      <w:pPr>
+        <w:numPr>
+          <w:ilvl w:val="0"/>
+          <w:numId w:val="1002"/>
+        </w:numPr>
+        <w:pStyle w:val="Compact"/>
+      </w:pPr>
+      <w:r>
+        <w:t xml:space="preserve">Por que você quer trabalhar aqui?</w:t>
+      </w:r>
+    </w:p>
+    <w:p>
+      <w:pPr>
+        <w:numPr>
+          <w:ilvl w:val="0"/>
+          <w:numId w:val="1002"/>
+        </w:numPr>
+        <w:pStyle w:val="Compact"/>
+      </w:pPr>
+      <w:r>
+        <w:t xml:space="preserve">¿Por qué quiere trabajar aquí?</w:t>
+      </w:r>
+    </w:p>
+    <w:p>
+      <w:pPr>
+        <w:pStyle w:val="Heading2"/>
+      </w:pPr>
+      <w:bookmarkStart w:id="24" w:name="card-3"/>
+      <w:r>
+        <w:t xml:space="preserve">Card 3</w:t>
+      </w:r>
+      <w:bookmarkEnd w:id="24"/>
+    </w:p>
+    <w:p>
+      <w:pPr>
+        <w:pStyle w:val="FirstParagraph"/>
+      </w:pPr>
+      <w:r>
+        <w:rPr>
+          <w:b/>
+        </w:rPr>
+        <w:t xml:space="preserve">What are you good at?</w:t>
+      </w:r>
+    </w:p>
+    <w:p>
+      <w:pPr>
+        <w:numPr>
+          <w:ilvl w:val="0"/>
+          <w:numId w:val="1003"/>
+        </w:numPr>
+        <w:pStyle w:val="Compact"/>
+      </w:pPr>
+      <w:r>
+        <w:t xml:space="preserve">Neyi iyi yapıyorsunuz?</w:t>
+      </w:r>
+    </w:p>
+    <w:p>
+      <w:pPr>
+        <w:numPr>
+          <w:ilvl w:val="0"/>
+          <w:numId w:val="1003"/>
+        </w:numPr>
+        <w:pStyle w:val="Compact"/>
+      </w:pPr>
+      <w:r>
+        <w:t xml:space="preserve">No que você é bom? / No que você é boa?</w:t>
+      </w:r>
+    </w:p>
+    <w:p>
+      <w:pPr>
+        <w:numPr>
+          <w:ilvl w:val="0"/>
+          <w:numId w:val="1003"/>
+        </w:numPr>
+        <w:pStyle w:val="Compact"/>
+      </w:pPr>
+      <w:r>
+        <w:t xml:space="preserve">¿En qué es bueno? / ¿En qué es buena?</w:t>
+      </w:r>
+    </w:p>
+    <w:p>
+      <w:pPr>
+        <w:pStyle w:val="FirstParagraph"/>
+      </w:pPr>
+      <w:r>
+        <w:rPr>
+          <w:i/>
+        </w:rPr>
+        <w:t xml:space="preserve">Interviewer note: if the answer is one word, ask the follow-up on the card:</w:t>
+      </w:r>
+      <w:r>
+        <w:rPr>
+          <w:i/>
+        </w:rPr>
         <w:t xml:space="preserve"> </w:t>
       </w:r>
       <w:r>
-        <w:t xml:space="preserve">- Bana kendinizden bahsedin.</w:t>
-      </w:r>
-      <w:r>
-        <w:t xml:space="preserve"> </w:t>
-      </w:r>
-      <w:r>
-        <w:t xml:space="preserve">- Fale sobre você.</w:t>
-      </w:r>
-      <w:r>
-        <w:t xml:space="preserve"> </w:t>
-      </w:r>
-      <w:r>
-        <w:t xml:space="preserve">- Hábleme de usted.</w:t>
-      </w:r>
-    </w:p>
-    <w:p>
-      <w:pPr>
-        <w:pStyle w:val="BodyText"/>
-      </w:pPr>
-      <w:r>
         <w:rPr>
           <w:i/>
         </w:rPr>
-        <w:t xml:space="preserve">Interviewer note: this is the three-part answer. Do not help. Do not nod extra.</w:t>
+        <w:t xml:space="preserve">“</w:t>
+      </w:r>
+      <w:r>
+        <w:rPr>
+          <w:i/>
+        </w:rPr>
+        <w:t xml:space="preserve">Where did you learn that?</w:t>
+      </w:r>
+      <w:r>
+        <w:rPr>
+          <w:i/>
+        </w:rPr>
+        <w:t xml:space="preserve">”</w:t>
       </w:r>
     </w:p>
     <w:p>
       <w:pPr>
         <w:pStyle w:val="Heading2"/>
       </w:pPr>
-      <w:bookmarkStart w:id="23" w:name="card-2"/>
-      <w:r>
-        <w:t xml:space="preserve">Card 2</w:t>
-      </w:r>
-      <w:bookmarkEnd w:id="23"/>
+      <w:bookmarkStart w:id="25" w:name="card-4"/>
+      <w:r>
+        <w:t xml:space="preserve">Card 4</w:t>
+      </w:r>
+      <w:bookmarkEnd w:id="25"/>
     </w:p>
     <w:p>
       <w:pPr>
@@ -128,36 +295,65 @@
         <w:rPr>
           <w:b/>
         </w:rPr>
-        <w:t xml:space="preserve">Why do you want to work here?</w:t>
-      </w:r>
-      <w:r>
-        <w:t xml:space="preserve"> </w:t>
-      </w:r>
-      <w:r>
-        <w:t xml:space="preserve">- Burada neden çalışmak istiyorsunuz?</w:t>
-      </w:r>
-      <w:r>
-        <w:t xml:space="preserve"> </w:t>
-      </w:r>
-      <w:r>
-        <w:t xml:space="preserve">- Por que você quer trabalhar aqui?</w:t>
-      </w:r>
-      <w:r>
-        <w:t xml:space="preserve"> </w:t>
-      </w:r>
-      <w:r>
-        <w:t xml:space="preserve">- ¿Por qué quiere trabajar aquí?</w:t>
+        <w:t xml:space="preserve">Tell me about a time when something went wrong and you had to figure it out.</w:t>
+      </w:r>
+    </w:p>
+    <w:p>
+      <w:pPr>
+        <w:numPr>
+          <w:ilvl w:val="0"/>
+          <w:numId w:val="1004"/>
+        </w:numPr>
+        <w:pStyle w:val="Compact"/>
+      </w:pPr>
+      <w:r>
+        <w:t xml:space="preserve">Bir şeyin ters gittiği ve çözmek zorunda kaldığınız bir zamanı anlatın.</w:t>
+      </w:r>
+    </w:p>
+    <w:p>
+      <w:pPr>
+        <w:numPr>
+          <w:ilvl w:val="0"/>
+          <w:numId w:val="1004"/>
+        </w:numPr>
+        <w:pStyle w:val="Compact"/>
+      </w:pPr>
+      <w:r>
+        <w:t xml:space="preserve">Fale sobre uma vez em que algo deu errado e você teve que resolver.</w:t>
+      </w:r>
+    </w:p>
+    <w:p>
+      <w:pPr>
+        <w:numPr>
+          <w:ilvl w:val="0"/>
+          <w:numId w:val="1004"/>
+        </w:numPr>
+        <w:pStyle w:val="Compact"/>
+      </w:pPr>
+      <w:r>
+        <w:t xml:space="preserve">Cuénteme de una vez en que algo salió mal y tuvo que resolverlo.</w:t>
+      </w:r>
+    </w:p>
+    <w:p>
+      <w:pPr>
+        <w:pStyle w:val="FirstParagraph"/>
+      </w:pPr>
+      <w:r>
+        <w:rPr>
+          <w:i/>
+        </w:rPr>
+        <w:t xml:space="preserve">Interviewer note: this is the STAR story. Listen for the Result.</w:t>
       </w:r>
     </w:p>
     <w:p>
       <w:pPr>
         <w:pStyle w:val="Heading2"/>
       </w:pPr>
-      <w:bookmarkStart w:id="24" w:name="card-3"/>
-      <w:r>
-        <w:t xml:space="preserve">Card 3</w:t>
-      </w:r>
-      <w:bookmarkEnd w:id="24"/>
+      <w:bookmarkStart w:id="26" w:name="card-5"/>
+      <w:r>
+        <w:t xml:space="preserve">Card 5</w:t>
+      </w:r>
+      <w:bookmarkEnd w:id="26"/>
     </w:p>
     <w:p>
       <w:pPr>
@@ -167,71 +363,54 @@
         <w:rPr>
           <w:b/>
         </w:rPr>
-        <w:t xml:space="preserve">What are you good at?</w:t>
-      </w:r>
-      <w:r>
-        <w:t xml:space="preserve"> </w:t>
-      </w:r>
-      <w:r>
-        <w:t xml:space="preserve">- Neyi iyi yapıyorsunuz?</w:t>
-      </w:r>
-      <w:r>
-        <w:t xml:space="preserve"> </w:t>
-      </w:r>
-      <w:r>
-        <w:t xml:space="preserve">- No que você é bom? / No que você é boa?</w:t>
-      </w:r>
-      <w:r>
-        <w:t xml:space="preserve"> </w:t>
-      </w:r>
-      <w:r>
-        <w:t xml:space="preserve">- ¿En qué es bueno? / ¿En qué es buena?</w:t>
-      </w:r>
-    </w:p>
-    <w:p>
-      <w:pPr>
-        <w:pStyle w:val="BodyText"/>
-      </w:pPr>
-      <w:r>
-        <w:rPr>
-          <w:i/>
-        </w:rPr>
-        <w:t xml:space="preserve">Interviewer note: if the answer is one word, ask the follow-up on the card:</w:t>
-      </w:r>
-      <w:r>
-        <w:rPr>
-          <w:i/>
-        </w:rPr>
-        <w:t xml:space="preserve"> </w:t>
-      </w:r>
-      <w:r>
-        <w:rPr>
-          <w:i/>
-        </w:rPr>
-        <w:t xml:space="preserve">“</w:t>
-      </w:r>
-      <w:r>
-        <w:rPr>
-          <w:i/>
-        </w:rPr>
-        <w:t xml:space="preserve">Where did you learn that?</w:t>
-      </w:r>
-      <w:r>
-        <w:rPr>
-          <w:i/>
-        </w:rPr>
-        <w:t xml:space="preserve">”</w:t>
+        <w:t xml:space="preserve">How do you work with people you do not agree with?</w:t>
+      </w:r>
+    </w:p>
+    <w:p>
+      <w:pPr>
+        <w:numPr>
+          <w:ilvl w:val="0"/>
+          <w:numId w:val="1005"/>
+        </w:numPr>
+        <w:pStyle w:val="Compact"/>
+      </w:pPr>
+      <w:r>
+        <w:t xml:space="preserve">Aynı fikirde olmadığınız insanlarla nasıl çalışırsınız?</w:t>
+      </w:r>
+    </w:p>
+    <w:p>
+      <w:pPr>
+        <w:numPr>
+          <w:ilvl w:val="0"/>
+          <w:numId w:val="1005"/>
+        </w:numPr>
+        <w:pStyle w:val="Compact"/>
+      </w:pPr>
+      <w:r>
+        <w:t xml:space="preserve">Como você trabalha com pessoas de quem você discorda?</w:t>
+      </w:r>
+    </w:p>
+    <w:p>
+      <w:pPr>
+        <w:numPr>
+          <w:ilvl w:val="0"/>
+          <w:numId w:val="1005"/>
+        </w:numPr>
+        <w:pStyle w:val="Compact"/>
+      </w:pPr>
+      <w:r>
+        <w:t xml:space="preserve">¿Cómo trabaja con personas con las que no está de acuerdo?</w:t>
       </w:r>
     </w:p>
     <w:p>
       <w:pPr>
         <w:pStyle w:val="Heading2"/>
       </w:pPr>
-      <w:bookmarkStart w:id="25" w:name="card-4"/>
-      <w:r>
-        <w:t xml:space="preserve">Card 4</w:t>
-      </w:r>
-      <w:bookmarkEnd w:id="25"/>
+      <w:bookmarkStart w:id="27" w:name="card-6"/>
+      <w:r>
+        <w:t xml:space="preserve">Card 6</w:t>
+      </w:r>
+      <w:bookmarkEnd w:id="27"/>
     </w:p>
     <w:p>
       <w:pPr>
@@ -241,119 +420,48 @@
         <w:rPr>
           <w:b/>
         </w:rPr>
-        <w:t xml:space="preserve">Tell me about a time when something went wrong and you had to figure it out.</w:t>
-      </w:r>
-      <w:r>
-        <w:t xml:space="preserve"> </w:t>
-      </w:r>
-      <w:r>
-        <w:t xml:space="preserve">- Bir şeyin ters gittiği ve çözmek zorunda kaldığınız bir zamanı anlatın.</w:t>
-      </w:r>
-      <w:r>
-        <w:t xml:space="preserve"> </w:t>
-      </w:r>
-      <w:r>
-        <w:t xml:space="preserve">- Fale sobre uma vez em que algo deu errado e você teve que resolver.</w:t>
-      </w:r>
-      <w:r>
-        <w:t xml:space="preserve"> </w:t>
-      </w:r>
-      <w:r>
-        <w:t xml:space="preserve">- Cuénteme de una vez en que algo salió mal y tuvo que resolverlo.</w:t>
-      </w:r>
-    </w:p>
-    <w:p>
-      <w:pPr>
-        <w:pStyle w:val="BodyText"/>
-      </w:pPr>
-      <w:r>
-        <w:rPr>
-          <w:i/>
-        </w:rPr>
-        <w:t xml:space="preserve">Interviewer note: this is the STAR story. Listen for the Result.</w:t>
-      </w:r>
-    </w:p>
-    <w:p>
-      <w:pPr>
-        <w:pStyle w:val="Heading2"/>
-      </w:pPr>
-      <w:bookmarkStart w:id="26" w:name="card-5"/>
-      <w:r>
-        <w:t xml:space="preserve">Card 5</w:t>
-      </w:r>
-      <w:bookmarkEnd w:id="26"/>
+        <w:t xml:space="preserve">Do you have any questions for me?</w:t>
+      </w:r>
+    </w:p>
+    <w:p>
+      <w:pPr>
+        <w:numPr>
+          <w:ilvl w:val="0"/>
+          <w:numId w:val="1006"/>
+        </w:numPr>
+        <w:pStyle w:val="Compact"/>
+      </w:pPr>
+      <w:r>
+        <w:t xml:space="preserve">Bana sormak istediğiniz bir şey var mı?</w:t>
+      </w:r>
+    </w:p>
+    <w:p>
+      <w:pPr>
+        <w:numPr>
+          <w:ilvl w:val="0"/>
+          <w:numId w:val="1006"/>
+        </w:numPr>
+        <w:pStyle w:val="Compact"/>
+      </w:pPr>
+      <w:r>
+        <w:t xml:space="preserve">Você tem alguma pergunta para mim?</w:t>
+      </w:r>
+    </w:p>
+    <w:p>
+      <w:pPr>
+        <w:numPr>
+          <w:ilvl w:val="0"/>
+          <w:numId w:val="1006"/>
+        </w:numPr>
+        <w:pStyle w:val="Compact"/>
+      </w:pPr>
+      <w:r>
+        <w:t xml:space="preserve">¿Tiene alguna pregunta para mí?</w:t>
+      </w:r>
     </w:p>
     <w:p>
       <w:pPr>
         <w:pStyle w:val="FirstParagraph"/>
-      </w:pPr>
-      <w:r>
-        <w:rPr>
-          <w:b/>
-        </w:rPr>
-        <w:t xml:space="preserve">How do you work with people you do not agree with?</w:t>
-      </w:r>
-      <w:r>
-        <w:t xml:space="preserve"> </w:t>
-      </w:r>
-      <w:r>
-        <w:t xml:space="preserve">- Aynı fikirde olmadığınız insanlarla nasıl çalışırsınız?</w:t>
-      </w:r>
-      <w:r>
-        <w:t xml:space="preserve"> </w:t>
-      </w:r>
-      <w:r>
-        <w:t xml:space="preserve">- Como você trabalha com pessoas de quem você discorda?</w:t>
-      </w:r>
-      <w:r>
-        <w:t xml:space="preserve"> </w:t>
-      </w:r>
-      <w:r>
-        <w:t xml:space="preserve">- ¿Cómo trabaja con personas con las que no está de acuerdo?</w:t>
-      </w:r>
-    </w:p>
-    <w:p>
-      <w:pPr>
-        <w:pStyle w:val="Heading2"/>
-      </w:pPr>
-      <w:bookmarkStart w:id="27" w:name="card-6"/>
-      <w:r>
-        <w:t xml:space="preserve">Card 6</w:t>
-      </w:r>
-      <w:bookmarkEnd w:id="27"/>
-    </w:p>
-    <w:p>
-      <w:pPr>
-        <w:pStyle w:val="FirstParagraph"/>
-      </w:pPr>
-      <w:r>
-        <w:rPr>
-          <w:b/>
-        </w:rPr>
-        <w:t xml:space="preserve">Do you have any questions for me?</w:t>
-      </w:r>
-      <w:r>
-        <w:t xml:space="preserve"> </w:t>
-      </w:r>
-      <w:r>
-        <w:t xml:space="preserve">- Bana sormak istediğiniz bir şey var mı?</w:t>
-      </w:r>
-      <w:r>
-        <w:t xml:space="preserve"> </w:t>
-      </w:r>
-      <w:r>
-        <w:t xml:space="preserve">- Você tem alguma pergunta para mim?</w:t>
-      </w:r>
-      <w:r>
-        <w:t xml:space="preserve"> </w:t>
-      </w:r>
-      <w:r>
-        <w:t xml:space="preserve">- ¿Tiene alguna pregunta para mí?</w:t>
-      </w:r>
-    </w:p>
-    <w:p>
-      <w:pPr>
-        <w:pStyle w:val="BodyText"/>
       </w:pPr>
       <w:r>
         <w:rPr>
@@ -815,7 +923,7 @@
       <w:pPr>
         <w:numPr>
           <w:ilvl w:val="0"/>
-          <w:numId w:val="1001"/>
+          <w:numId w:val="1007"/>
         </w:numPr>
         <w:pStyle w:val="Compact"/>
       </w:pPr>
@@ -827,7 +935,7 @@
       <w:pPr>
         <w:numPr>
           <w:ilvl w:val="0"/>
-          <w:numId w:val="1001"/>
+          <w:numId w:val="1007"/>
         </w:numPr>
         <w:pStyle w:val="Compact"/>
       </w:pPr>
@@ -839,7 +947,7 @@
       <w:pPr>
         <w:numPr>
           <w:ilvl w:val="0"/>
-          <w:numId w:val="1001"/>
+          <w:numId w:val="1007"/>
         </w:numPr>
         <w:pStyle w:val="Compact"/>
       </w:pPr>
@@ -851,7 +959,7 @@
       <w:pPr>
         <w:numPr>
           <w:ilvl w:val="0"/>
-          <w:numId w:val="1001"/>
+          <w:numId w:val="1007"/>
         </w:numPr>
         <w:pStyle w:val="Compact"/>
       </w:pPr>
@@ -863,7 +971,7 @@
       <w:pPr>
         <w:numPr>
           <w:ilvl w:val="0"/>
-          <w:numId w:val="1001"/>
+          <w:numId w:val="1007"/>
         </w:numPr>
         <w:pStyle w:val="Compact"/>
       </w:pPr>
@@ -2224,6 +2332,24 @@
     <w:abstractNumId w:val="990"/>
   </w:num>
   <w:num w:numId="1001">
+    <w:abstractNumId w:val="991"/>
+  </w:num>
+  <w:num w:numId="1002">
+    <w:abstractNumId w:val="991"/>
+  </w:num>
+  <w:num w:numId="1003">
+    <w:abstractNumId w:val="991"/>
+  </w:num>
+  <w:num w:numId="1004">
+    <w:abstractNumId w:val="991"/>
+  </w:num>
+  <w:num w:numId="1005">
+    <w:abstractNumId w:val="991"/>
+  </w:num>
+  <w:num w:numId="1006">
+    <w:abstractNumId w:val="991"/>
+  </w:num>
+  <w:num w:numId="1007">
     <w:abstractNumId w:val="991"/>
   </w:num>
 </w:numbering>

--- a/downloads/student/Unit 07/Handout 07.05 - Interview Question Cards and Feedback Sheet.docx
+++ b/downloads/student/Unit 07/Handout 07.05 - Interview Question Cards and Feedback Sheet.docx
@@ -57,7 +57,7 @@
         <w:pStyle w:val="BodyText"/>
       </w:pPr>
       <w:r>
-        <w:t xml:space="preserve">Each card is printed with the English question and the Turkish, Portuguese, and Spanish translation under it. ****</w:t>
+        <w:t xml:space="preserve">Each card is printed with the English question and the Turkish, Portuguese, and Spanish translation under it.</w:t>
       </w:r>
     </w:p>
     <w:p>
